--- a/documentation/System_Integration_Evaluation_Deployment.docx
+++ b/documentation/System_Integration_Evaluation_Deployment.docx
@@ -5,6 +5,48 @@
     <w:p>
       <w:pPr>
         <w:pStyle w:val="Title"/>
+        <w:spacing w:line="480" w:lineRule="auto" w:before="1800" w:after="0"/>
+        <w:jc w:val="center"/>
+      </w:pPr>
+      <w:r>
+        <w:rPr>
+          <w:b/>
+          <w:sz w:val="24"/>
+        </w:rPr>
+        <w:t>SafeSteps System Integration Evaluation and Deployment Plan</w:t>
+      </w:r>
+    </w:p>
+    <w:p>
+      <w:pPr>
+        <w:spacing w:line="480" w:lineRule="auto"/>
+        <w:jc w:val="center"/>
+      </w:pPr>
+      <w:r>
+        <w:t>Desta Jomma</w:t>
+      </w:r>
+    </w:p>
+    <w:p>
+      <w:pPr>
+        <w:spacing w:line="480" w:lineRule="auto"/>
+        <w:jc w:val="center"/>
+      </w:pPr>
+      <w:r>
+        <w:t>MSIT 5910-01 - AY2027-T1</w:t>
+      </w:r>
+    </w:p>
+    <w:p>
+      <w:pPr>
+        <w:spacing w:line="480" w:lineRule="auto"/>
+        <w:jc w:val="center"/>
+      </w:pPr>
+      <w:r>
+        <w:br w:type="page"/>
+      </w:r>
+    </w:p>
+    <w:p>
+      <w:pPr>
+        <w:pStyle w:val="Title"/>
+        <w:spacing w:line="480" w:lineRule="auto" w:before="0" w:after="0"/>
         <w:jc w:val="center"/>
       </w:pPr>
       <w:r>
@@ -41,6 +83,28 @@
       </w:pPr>
       <w:r>
         <w:t>A representative input is the employee knowledge check with answers 1, 0, and 2. The scoring function checks the expected number and range of answers, compares them with the three answer keys, and returns three correct. The POST route binds the result to the authenticated employee, inserts score and total into the assessment table, writes an audit event, and redirects to a success view. The page displays “Score: 3 / 3.” This request-response path demonstrates validation, application logic, relational persistence, and visible output. Incomplete or invalid answers are rejected, and role checks prevent an employee from scheduling a manager scenario.</w:t>
+      </w:r>
+    </w:p>
+    <w:p>
+      <w:pPr>
+        <w:spacing w:line="240" w:lineRule="auto"/>
+        <w:jc w:val="left"/>
+      </w:pPr>
+      <w:r>
+        <w:rPr>
+          <w:rFonts w:ascii="Times New Roman" w:hAnsi="Times New Roman"/>
+          <w:b/>
+          <w:sz w:val="24"/>
+        </w:rPr>
+        <w:t>Figure 1.</w:t>
+      </w:r>
+      <w:r>
+        <w:rPr>
+          <w:rFonts w:ascii="Times New Roman" w:hAnsi="Times New Roman"/>
+          <w:i/>
+          <w:sz w:val="24"/>
+        </w:rPr>
+        <w:t xml:space="preserve"> Core scoring and allowlist helpers from the application source.</w:t>
       </w:r>
     </w:p>
     <w:p>
@@ -85,14 +149,23 @@
     <w:p>
       <w:pPr>
         <w:spacing w:line="240" w:lineRule="auto"/>
-        <w:jc w:val="center"/>
+        <w:jc w:val="left"/>
       </w:pPr>
       <w:r>
         <w:rPr>
+          <w:rFonts w:ascii="Times New Roman" w:hAnsi="Times New Roman"/>
+          <w:b/>
+          <w:sz w:val="24"/>
+        </w:rPr>
+        <w:t>Figure 2.</w:t>
+      </w:r>
+      <w:r>
+        <w:rPr>
+          <w:rFonts w:ascii="Times New Roman" w:hAnsi="Times New Roman"/>
           <w:i/>
-          <w:sz w:val="20"/>
+          <w:sz w:val="24"/>
         </w:rPr>
-        <w:t>Figure 1. Core scoring and allowlist helpers from the application source.</w:t>
+        <w:t xml:space="preserve"> The employee HTTP handler stores the assessment and audit event in SQLite.</w:t>
       </w:r>
     </w:p>
     <w:p>
@@ -137,14 +210,23 @@
     <w:p>
       <w:pPr>
         <w:spacing w:line="240" w:lineRule="auto"/>
-        <w:jc w:val="center"/>
+        <w:jc w:val="left"/>
       </w:pPr>
       <w:r>
         <w:rPr>
+          <w:rFonts w:ascii="Times New Roman" w:hAnsi="Times New Roman"/>
+          <w:b/>
+          <w:sz w:val="24"/>
+        </w:rPr>
+        <w:t>Figure 3.</w:t>
+      </w:r>
+      <w:r>
+        <w:rPr>
+          <w:rFonts w:ascii="Times New Roman" w:hAnsi="Times New Roman"/>
           <w:i/>
-          <w:sz w:val="20"/>
+          <w:sz w:val="24"/>
         </w:rPr>
-        <w:t>Figure 2. The employee HTTP handler stores the assessment and audit event in SQLite.</w:t>
+        <w:t xml:space="preserve"> Output trace and database verification from an isolated synthetic session.</w:t>
       </w:r>
     </w:p>
     <w:p>
@@ -188,19 +270,6 @@
     </w:p>
     <w:p>
       <w:pPr>
-        <w:spacing w:line="240" w:lineRule="auto"/>
-        <w:jc w:val="center"/>
-      </w:pPr>
-      <w:r>
-        <w:rPr>
-          <w:i/>
-          <w:sz w:val="20"/>
-        </w:rPr>
-        <w:t>Figure 3. Output trace and database verification from an isolated synthetic session.</w:t>
-      </w:r>
-    </w:p>
-    <w:p>
-      <w:pPr>
         <w:ind w:firstLine="720"/>
       </w:pPr>
       <w:r>
@@ -229,6 +298,28 @@
       </w:pPr>
       <w:r>
         <w:t>Performance was measured against the local app using a temporary synthetic SQLite database. After ten warmup requests, 100 sequential employee-page GET requests and 200 GET requests across eight worker threads were timed. Every measured response returned HTTP 200. Sequential median latency was 16.16 milliseconds and p95 was 30.59 ms. The concurrent median was 6.98 ms, p95 was 8.32 ms, and throughput was 1,109.44 requests per second over 0.180 seconds. These are loopback microbenchmark observations, not production service guarantees. The short local workload and hot cache make the peak throughput unsuitable for extrapolation.</w:t>
+      </w:r>
+    </w:p>
+    <w:p>
+      <w:pPr>
+        <w:spacing w:line="240" w:lineRule="auto"/>
+        <w:jc w:val="left"/>
+      </w:pPr>
+      <w:r>
+        <w:rPr>
+          <w:rFonts w:ascii="Times New Roman" w:hAnsi="Times New Roman"/>
+          <w:b/>
+          <w:sz w:val="24"/>
+        </w:rPr>
+        <w:t>Figure 4.</w:t>
+      </w:r>
+      <w:r>
+        <w:rPr>
+          <w:rFonts w:ascii="Times New Roman" w:hAnsi="Times New Roman"/>
+          <w:i/>
+          <w:sz w:val="24"/>
+        </w:rPr>
+        <w:t xml:space="preserve"> Local benchmark results; machine-specific measurements.</w:t>
       </w:r>
     </w:p>
     <w:p>
@@ -272,15 +363,28 @@
     </w:p>
     <w:p>
       <w:pPr>
-        <w:spacing w:line="240" w:lineRule="auto"/>
-        <w:jc w:val="center"/>
+        <w:spacing w:line="480" w:lineRule="auto" w:after="0"/>
       </w:pPr>
       <w:r>
         <w:rPr>
+          <w:rFonts w:ascii="Times New Roman" w:hAnsi="Times New Roman"/>
           <w:i/>
-          <w:sz w:val="20"/>
+          <w:sz w:val="24"/>
         </w:rPr>
-        <w:t>Figure 4. Local benchmark results; machine-specific measurements.</w:t>
+        <w:t>Local system evaluation results</w:t>
+      </w:r>
+    </w:p>
+    <w:p>
+      <w:pPr>
+        <w:spacing w:line="480" w:lineRule="auto" w:after="0"/>
+      </w:pPr>
+      <w:r>
+        <w:rPr>
+          <w:rFonts w:ascii="Times New Roman" w:hAnsi="Times New Roman"/>
+          <w:b/>
+          <w:sz w:val="24"/>
+        </w:rPr>
+        <w:t>Table 1</w:t>
       </w:r>
     </w:p>
     <w:tbl>
@@ -289,6 +393,14 @@
         <w:tblW w:type="auto" w:w="0"/>
         <w:jc w:val="center"/>
         <w:tblLook w:firstColumn="1" w:firstRow="1" w:lastColumn="0" w:lastRow="0" w:noHBand="0" w:noVBand="1" w:val="04A0"/>
+        <w:tblBorders>
+          <w:top w:val="single" w:sz="8" w:color="000000"/>
+          <w:left w:val="nil"/>
+          <w:bottom w:val="single" w:sz="8" w:color="000000"/>
+          <w:right w:val="nil"/>
+          <w:insideH w:val="nil"/>
+          <w:insideV w:val="nil"/>
+        </w:tblBorders>
       </w:tblPr>
       <w:tblGrid>
         <w:gridCol w:w="3120"/>
@@ -299,6 +411,9 @@
         <w:tc>
           <w:tcPr>
             <w:tcW w:type="dxa" w:w="3120"/>
+            <w:tcBorders>
+              <w:bottom w:val="single" w:sz="6" w:color="000000"/>
+            </w:tcBorders>
           </w:tcPr>
           <w:p>
             <w:pPr>
@@ -308,7 +423,8 @@
               <w:rPr>
                 <w:rFonts w:ascii="Times New Roman" w:hAnsi="Times New Roman"/>
                 <w:b/>
-                <w:sz w:val="18"/>
+                <w:color w:val="000000"/>
+                <w:sz w:val="20"/>
               </w:rPr>
               <w:t>Measure</w:t>
             </w:r>
@@ -317,6 +433,9 @@
         <w:tc>
           <w:tcPr>
             <w:tcW w:type="dxa" w:w="3120"/>
+            <w:tcBorders>
+              <w:bottom w:val="single" w:sz="6" w:color="000000"/>
+            </w:tcBorders>
           </w:tcPr>
           <w:p>
             <w:pPr>
@@ -326,7 +445,8 @@
               <w:rPr>
                 <w:rFonts w:ascii="Times New Roman" w:hAnsi="Times New Roman"/>
                 <w:b/>
-                <w:sz w:val="18"/>
+                <w:color w:val="000000"/>
+                <w:sz w:val="20"/>
               </w:rPr>
               <w:t>Observed result</w:t>
             </w:r>
@@ -335,6 +455,9 @@
         <w:tc>
           <w:tcPr>
             <w:tcW w:type="dxa" w:w="3120"/>
+            <w:tcBorders>
+              <w:bottom w:val="single" w:sz="6" w:color="000000"/>
+            </w:tcBorders>
           </w:tcPr>
           <w:p>
             <w:pPr>
@@ -344,7 +467,8 @@
               <w:rPr>
                 <w:rFonts w:ascii="Times New Roman" w:hAnsi="Times New Roman"/>
                 <w:b/>
-                <w:sz w:val="18"/>
+                <w:color w:val="000000"/>
+                <w:sz w:val="20"/>
               </w:rPr>
               <w:t>Interpretation</w:t>
             </w:r>
@@ -364,7 +488,8 @@
               <w:rPr>
                 <w:rFonts w:ascii="Times New Roman" w:hAnsi="Times New Roman"/>
                 <w:b w:val="0"/>
-                <w:sz w:val="18"/>
+                <w:color w:val="000000"/>
+                <w:sz w:val="20"/>
               </w:rPr>
               <w:t>Sequential GET</w:t>
             </w:r>
@@ -382,7 +507,8 @@
               <w:rPr>
                 <w:rFonts w:ascii="Times New Roman" w:hAnsi="Times New Roman"/>
                 <w:b w:val="0"/>
-                <w:sz w:val="18"/>
+                <w:color w:val="000000"/>
+                <w:sz w:val="20"/>
               </w:rPr>
               <w:t>100/100 success; median 16.16 ms; p95 30.59 ms</w:t>
             </w:r>
@@ -400,7 +526,8 @@
               <w:rPr>
                 <w:rFonts w:ascii="Times New Roman" w:hAnsi="Times New Roman"/>
                 <w:b w:val="0"/>
-                <w:sz w:val="18"/>
+                <w:color w:val="000000"/>
+                <w:sz w:val="20"/>
               </w:rPr>
               <w:t>Responsive local request path</w:t>
             </w:r>
@@ -420,7 +547,8 @@
               <w:rPr>
                 <w:rFonts w:ascii="Times New Roman" w:hAnsi="Times New Roman"/>
                 <w:b w:val="0"/>
-                <w:sz w:val="18"/>
+                <w:color w:val="000000"/>
+                <w:sz w:val="20"/>
               </w:rPr>
               <w:t>Concurrent GET</w:t>
             </w:r>
@@ -438,7 +566,8 @@
               <w:rPr>
                 <w:rFonts w:ascii="Times New Roman" w:hAnsi="Times New Roman"/>
                 <w:b w:val="0"/>
-                <w:sz w:val="18"/>
+                <w:color w:val="000000"/>
+                <w:sz w:val="20"/>
               </w:rPr>
               <w:t>200/200 success; 8 workers; p95 8.32 ms</w:t>
             </w:r>
@@ -456,7 +585,8 @@
               <w:rPr>
                 <w:rFonts w:ascii="Times New Roman" w:hAnsi="Times New Roman"/>
                 <w:b w:val="0"/>
-                <w:sz w:val="18"/>
+                <w:color w:val="000000"/>
+                <w:sz w:val="20"/>
               </w:rPr>
               <w:t>No errors in the short burst</w:t>
             </w:r>
@@ -476,7 +606,8 @@
               <w:rPr>
                 <w:rFonts w:ascii="Times New Roman" w:hAnsi="Times New Roman"/>
                 <w:b w:val="0"/>
-                <w:sz w:val="18"/>
+                <w:color w:val="000000"/>
+                <w:sz w:val="20"/>
               </w:rPr>
               <w:t>Throughput</w:t>
             </w:r>
@@ -494,7 +625,8 @@
               <w:rPr>
                 <w:rFonts w:ascii="Times New Roman" w:hAnsi="Times New Roman"/>
                 <w:b w:val="0"/>
-                <w:sz w:val="18"/>
+                <w:color w:val="000000"/>
+                <w:sz w:val="20"/>
               </w:rPr>
               <w:t>1,109.44 requests/sec for 0.180 sec</w:t>
             </w:r>
@@ -512,7 +644,8 @@
               <w:rPr>
                 <w:rFonts w:ascii="Times New Roman" w:hAnsi="Times New Roman"/>
                 <w:b w:val="0"/>
-                <w:sz w:val="18"/>
+                <w:color w:val="000000"/>
+                <w:sz w:val="20"/>
               </w:rPr>
               <w:t>Local burst rate, not capacity guarantee</w:t>
             </w:r>
@@ -532,7 +665,8 @@
               <w:rPr>
                 <w:rFonts w:ascii="Times New Roman" w:hAnsi="Times New Roman"/>
                 <w:b w:val="0"/>
-                <w:sz w:val="18"/>
+                <w:color w:val="000000"/>
+                <w:sz w:val="20"/>
               </w:rPr>
               <w:t>Assessment correctness</w:t>
             </w:r>
@@ -550,7 +684,8 @@
               <w:rPr>
                 <w:rFonts w:ascii="Times New Roman" w:hAnsi="Times New Roman"/>
                 <w:b w:val="0"/>
-                <w:sz w:val="18"/>
+                <w:color w:val="000000"/>
+                <w:sz w:val="20"/>
               </w:rPr>
               <w:t>3/3 persisted for inputs 1,0,2</w:t>
             </w:r>
@@ -568,7 +703,8 @@
               <w:rPr>
                 <w:rFonts w:ascii="Times New Roman" w:hAnsi="Times New Roman"/>
                 <w:b w:val="0"/>
-                <w:sz w:val="18"/>
+                <w:color w:val="000000"/>
+                <w:sz w:val="20"/>
               </w:rPr>
               <w:t>End-to-end logic and storage agreed</w:t>
             </w:r>
@@ -576,6 +712,28 @@
         </w:tc>
       </w:tr>
     </w:tbl>
+    <w:p>
+      <w:pPr>
+        <w:spacing w:line="240" w:lineRule="auto"/>
+        <w:jc w:val="left"/>
+      </w:pPr>
+      <w:r>
+        <w:rPr>
+          <w:rFonts w:ascii="Times New Roman" w:hAnsi="Times New Roman"/>
+          <w:b/>
+          <w:sz w:val="24"/>
+        </w:rPr>
+        <w:t>Figure 5.</w:t>
+      </w:r>
+      <w:r>
+        <w:rPr>
+          <w:rFonts w:ascii="Times New Roman" w:hAnsi="Times New Roman"/>
+          <w:i/>
+          <w:sz w:val="24"/>
+        </w:rPr>
+        <w:t xml:space="preserve"> Measured response latency; lower bars indicate shorter requests.</w:t>
+      </w:r>
+    </w:p>
     <w:p>
       <w:pPr>
         <w:jc w:val="center"/>
@@ -617,19 +775,6 @@
     </w:p>
     <w:p>
       <w:pPr>
-        <w:spacing w:line="240" w:lineRule="auto"/>
-        <w:jc w:val="center"/>
-      </w:pPr>
-      <w:r>
-        <w:rPr>
-          <w:i/>
-          <w:sz w:val="20"/>
-        </w:rPr>
-        <w:t>Figure 5. Measured response latency; lower bars indicate shorter requests.</w:t>
-      </w:r>
-    </w:p>
-    <w:p>
-      <w:pPr>
         <w:ind w:firstLine="720"/>
       </w:pPr>
       <w:r>
@@ -642,6 +787,28 @@
       </w:pPr>
       <w:r>
         <w:t>The qualitative evaluation was a heuristic review of the actual interface and source text, not a user survey. The page explains three sequential actions, uses descriptive headings and labeled controls, provides immediate feedback, distinguishes synthetic practice from real email, and says scores are not used for employment decisions. These are positive clarity and safety cues. The question form is long, and mobile layout, keyboard-only use, screen-reader behavior, and comprehension have not been tested with representative users. Qualitative metrics describe perceptions and context; quantitative metrics describe counts and timings, and the two types complement each other (LaunchNotes, 2023).</w:t>
+      </w:r>
+    </w:p>
+    <w:p>
+      <w:pPr>
+        <w:spacing w:line="240" w:lineRule="auto"/>
+        <w:jc w:val="left"/>
+      </w:pPr>
+      <w:r>
+        <w:rPr>
+          <w:rFonts w:ascii="Times New Roman" w:hAnsi="Times New Roman"/>
+          <w:b/>
+          <w:sz w:val="24"/>
+        </w:rPr>
+        <w:t>Figure 6.</w:t>
+      </w:r>
+      <w:r>
+        <w:rPr>
+          <w:rFonts w:ascii="Times New Roman" w:hAnsi="Times New Roman"/>
+          <w:i/>
+          <w:sz w:val="24"/>
+        </w:rPr>
+        <w:t xml:space="preserve"> Key text returned by the running employee view; heuristic inspection only.</w:t>
       </w:r>
     </w:p>
     <w:p>
@@ -681,19 +848,6 @@
             </a:graphic>
           </wp:inline>
         </w:drawing>
-      </w:r>
-    </w:p>
-    <w:p>
-      <w:pPr>
-        <w:spacing w:line="240" w:lineRule="auto"/>
-        <w:jc w:val="center"/>
-      </w:pPr>
-      <w:r>
-        <w:rPr>
-          <w:i/>
-          <w:sz w:val="20"/>
-        </w:rPr>
-        <w:t>Figure 6. Key text returned by the running employee view; heuristic inspection only.</w:t>
       </w:r>
     </w:p>
     <w:p>
@@ -751,6 +905,7 @@
     <w:p>
       <w:pPr>
         <w:pStyle w:val="Heading1"/>
+        <w:pageBreakBefore/>
         <w:spacing w:line="480" w:lineRule="auto"/>
       </w:pPr>
       <w:r>
@@ -1027,13 +1182,36 @@
       </w:hyperlink>
     </w:p>
     <w:sectPr>
+      <w:headerReference w:type="default" r:id="rId28"/>
       <w:pgSz w:w="12240" w:h="15840"/>
-      <w:pgMar w:top="1152" w:right="1440" w:bottom="1152" w:left="1440" w:header="720" w:footer="720" w:gutter="0"/>
+      <w:pgMar w:top="1440" w:right="1440" w:bottom="1440" w:left="1440" w:header="720" w:footer="720" w:gutter="0"/>
       <w:cols w:space="720"/>
       <w:docGrid w:linePitch="360"/>
     </w:sectPr>
   </w:body>
 </w:document>
+</file>
+
+<file path=word/header1.xml><?xml version="1.0" encoding="utf-8"?>
+<w:hdr xmlns:m="http://schemas.openxmlformats.org/officeDocument/2006/math" xmlns:mc="http://schemas.openxmlformats.org/markup-compatibility/2006" xmlns:mo="http://schemas.microsoft.com/office/mac/office/2008/main" xmlns:mv="urn:schemas-microsoft-com:mac:vml" xmlns:o="urn:schemas-microsoft-com:office:office" xmlns:r="http://schemas.openxmlformats.org/officeDocument/2006/relationships" xmlns:v="urn:schemas-microsoft-com:vml" xmlns:w10="urn:schemas-microsoft-com:office:word" xmlns:w14="http://schemas.microsoft.com/office/word/2010/wordml" xmlns:w="http://schemas.openxmlformats.org/wordprocessingml/2006/main" xmlns:wne="http://schemas.microsoft.com/office/word/2006/wordml" xmlns:wp14="http://schemas.microsoft.com/office/word/2010/wordprocessingDrawing" xmlns:wp="http://schemas.openxmlformats.org/drawingml/2006/wordprocessingDrawing" xmlns:wpc="http://schemas.microsoft.com/office/word/2010/wordprocessingCanvas" xmlns:wpg="http://schemas.microsoft.com/office/word/2010/wordprocessingGroup" xmlns:wpi="http://schemas.microsoft.com/office/word/2010/wordprocessingInk" xmlns:wps="http://schemas.microsoft.com/office/word/2010/wordprocessingShape" mc:Ignorable="w14 wp14">
+  <w:p>
+    <w:pPr>
+      <w:pStyle w:val="Header"/>
+      <w:jc w:val="right"/>
+    </w:pPr>
+    <w:r>
+      <w:rPr>
+        <w:rFonts w:ascii="Times New Roman" w:hAnsi="Times New Roman"/>
+        <w:sz w:val="24"/>
+      </w:rPr>
+      <w:fldChar w:fldCharType="begin"/>
+      <w:instrText xml:space="preserve"> PAGE </w:instrText>
+      <w:fldChar w:fldCharType="separate"/>
+      <w:t>1</w:t>
+      <w:fldChar w:fldCharType="end"/>
+    </w:r>
+  </w:p>
+</w:hdr>
 </file>
 
 <file path=word/numbering.xml><?xml version="1.0" encoding="utf-8"?>
@@ -1464,14 +1642,15 @@
       <w:keepNext/>
       <w:keepLines/>
       <w:spacing w:before="480" w:after="0" w:line="480" w:lineRule="auto"/>
+      <w:jc w:val="center"/>
       <w:outlineLvl w:val="0"/>
     </w:pPr>
     <w:rPr>
       <w:rFonts w:asciiTheme="majorHAnsi" w:eastAsiaTheme="majorEastAsia" w:hAnsiTheme="majorHAnsi" w:cstheme="majorBidi" w:ascii="Times New Roman" w:hAnsi="Times New Roman" w:eastAsia="Times New Roman"/>
       <w:b/>
       <w:bCs/>
-      <w:color w:val="16324F"/>
-      <w:sz w:val="28"/>
+      <w:color w:val="000000"/>
+      <w:sz w:val="24"/>
       <w:szCs w:val="28"/>
     </w:rPr>
   </w:style>
@@ -1488,13 +1667,14 @@
       <w:keepNext/>
       <w:keepLines/>
       <w:spacing w:before="200" w:after="0" w:line="480" w:lineRule="auto"/>
+      <w:jc w:val="left"/>
       <w:outlineLvl w:val="1"/>
     </w:pPr>
     <w:rPr>
       <w:rFonts w:asciiTheme="majorHAnsi" w:eastAsiaTheme="majorEastAsia" w:hAnsiTheme="majorHAnsi" w:cstheme="majorBidi" w:ascii="Times New Roman" w:hAnsi="Times New Roman" w:eastAsia="Times New Roman"/>
       <w:b/>
       <w:bCs/>
-      <w:color w:val="16324F"/>
+      <w:color w:val="000000"/>
       <w:sz w:val="24"/>
       <w:szCs w:val="26"/>
     </w:rPr>
@@ -1757,10 +1937,10 @@
     </w:pPr>
     <w:rPr>
       <w:rFonts w:asciiTheme="majorHAnsi" w:eastAsiaTheme="majorEastAsia" w:hAnsiTheme="majorHAnsi" w:cstheme="majorBidi" w:ascii="Times New Roman" w:hAnsi="Times New Roman" w:eastAsia="Times New Roman"/>
-      <w:color w:val="16324F"/>
+      <w:color w:val="000000"/>
       <w:spacing w:val="5"/>
       <w:kern w:val="28"/>
-      <w:sz w:val="32"/>
+      <w:sz w:val="24"/>
       <w:szCs w:val="52"/>
     </w:rPr>
   </w:style>

--- a/documentation/System_Integration_Evaluation_Deployment.docx
+++ b/documentation/System_Integration_Evaluation_Deployment.docx
@@ -10,6 +10,22 @@
       </w:pPr>
       <w:r>
         <w:rPr>
+          <w:rFonts w:ascii="Times New Roman" w:hAnsi="Times New Roman"/>
+          <w:b w:val="0"/>
+          <w:sz w:val="24"/>
+        </w:rPr>
+        <w:t>Desta Jomma</w:t>
+      </w:r>
+    </w:p>
+    <w:p>
+      <w:pPr>
+        <w:pStyle w:val="Title"/>
+        <w:spacing w:line="480" w:lineRule="auto" w:after="0"/>
+        <w:jc w:val="center"/>
+      </w:pPr>
+      <w:r>
+        <w:rPr>
+          <w:rFonts w:ascii="Times New Roman" w:hAnsi="Times New Roman"/>
           <w:b/>
           <w:sz w:val="24"/>
         </w:rPr>
@@ -18,19 +34,15 @@
     </w:p>
     <w:p>
       <w:pPr>
-        <w:spacing w:line="480" w:lineRule="auto"/>
+        <w:spacing w:line="480" w:lineRule="auto" w:after="0"/>
         <w:jc w:val="center"/>
       </w:pPr>
       <w:r>
-        <w:t>Desta Jomma</w:t>
-      </w:r>
-    </w:p>
-    <w:p>
-      <w:pPr>
-        <w:spacing w:line="480" w:lineRule="auto"/>
-        <w:jc w:val="center"/>
-      </w:pPr>
-      <w:r>
+        <w:rPr>
+          <w:rFonts w:ascii="Times New Roman" w:hAnsi="Times New Roman"/>
+          <w:b w:val="0"/>
+          <w:sz w:val="24"/>
+        </w:rPr>
         <w:t>MSIT 5910-01 - AY2027-T1</w:t>
       </w:r>
     </w:p>
@@ -1183,6 +1195,8 @@
     </w:p>
     <w:sectPr>
       <w:headerReference w:type="default" r:id="rId28"/>
+      <w:headerReference w:type="first" r:id="rId29"/>
+      <w:headerReference w:type="even" r:id="rId30"/>
       <w:pgSz w:w="12240" w:h="15840"/>
       <w:pgMar w:top="1440" w:right="1440" w:bottom="1440" w:left="1440" w:header="720" w:footer="720" w:gutter="0"/>
       <w:cols w:space="720"/>
@@ -1199,17 +1213,26 @@
       <w:pStyle w:val="Header"/>
       <w:jc w:val="right"/>
     </w:pPr>
-    <w:r>
-      <w:rPr>
-        <w:rFonts w:ascii="Times New Roman" w:hAnsi="Times New Roman"/>
-        <w:sz w:val="24"/>
-      </w:rPr>
-      <w:fldChar w:fldCharType="begin"/>
-      <w:instrText xml:space="preserve"> PAGE </w:instrText>
-      <w:fldChar w:fldCharType="separate"/>
-      <w:t>1</w:t>
-      <w:fldChar w:fldCharType="end"/>
-    </w:r>
+  </w:p>
+</w:hdr>
+</file>
+
+<file path=word/header2.xml><?xml version="1.0" encoding="utf-8"?>
+<w:hdr xmlns:m="http://schemas.openxmlformats.org/officeDocument/2006/math" xmlns:mc="http://schemas.openxmlformats.org/markup-compatibility/2006" xmlns:mo="http://schemas.microsoft.com/office/mac/office/2008/main" xmlns:mv="urn:schemas-microsoft-com:mac:vml" xmlns:o="urn:schemas-microsoft-com:office:office" xmlns:r="http://schemas.openxmlformats.org/officeDocument/2006/relationships" xmlns:v="urn:schemas-microsoft-com:vml" xmlns:w10="urn:schemas-microsoft-com:office:word" xmlns:w14="http://schemas.microsoft.com/office/word/2010/wordml" xmlns:w="http://schemas.openxmlformats.org/wordprocessingml/2006/main" xmlns:wne="http://schemas.microsoft.com/office/word/2006/wordml" xmlns:wp14="http://schemas.microsoft.com/office/word/2010/wordprocessingDrawing" xmlns:wp="http://schemas.openxmlformats.org/drawingml/2006/wordprocessingDrawing" xmlns:wpc="http://schemas.microsoft.com/office/word/2010/wordprocessingCanvas" xmlns:wpg="http://schemas.microsoft.com/office/word/2010/wordprocessingGroup" xmlns:wpi="http://schemas.microsoft.com/office/word/2010/wordprocessingInk" xmlns:wps="http://schemas.microsoft.com/office/word/2010/wordprocessingShape" mc:Ignorable="w14 wp14">
+  <w:p>
+    <w:pPr>
+      <w:pStyle w:val="Header"/>
+    </w:pPr>
+  </w:p>
+</w:hdr>
+</file>
+
+<file path=word/header3.xml><?xml version="1.0" encoding="utf-8"?>
+<w:hdr xmlns:m="http://schemas.openxmlformats.org/officeDocument/2006/math" xmlns:mc="http://schemas.openxmlformats.org/markup-compatibility/2006" xmlns:mo="http://schemas.microsoft.com/office/mac/office/2008/main" xmlns:mv="urn:schemas-microsoft-com:mac:vml" xmlns:o="urn:schemas-microsoft-com:office:office" xmlns:r="http://schemas.openxmlformats.org/officeDocument/2006/relationships" xmlns:v="urn:schemas-microsoft-com:vml" xmlns:w10="urn:schemas-microsoft-com:office:word" xmlns:w14="http://schemas.microsoft.com/office/word/2010/wordml" xmlns:w="http://schemas.openxmlformats.org/wordprocessingml/2006/main" xmlns:wne="http://schemas.microsoft.com/office/word/2006/wordml" xmlns:wp14="http://schemas.microsoft.com/office/word/2010/wordprocessingDrawing" xmlns:wp="http://schemas.openxmlformats.org/drawingml/2006/wordprocessingDrawing" xmlns:wpc="http://schemas.microsoft.com/office/word/2010/wordprocessingCanvas" xmlns:wpg="http://schemas.microsoft.com/office/word/2010/wordprocessingGroup" xmlns:wpi="http://schemas.microsoft.com/office/word/2010/wordprocessingInk" xmlns:wps="http://schemas.microsoft.com/office/word/2010/wordprocessingShape" mc:Ignorable="w14 wp14">
+  <w:p>
+    <w:pPr>
+      <w:pStyle w:val="Header"/>
+    </w:pPr>
   </w:p>
 </w:hdr>
 </file>

--- a/documentation/System_Integration_Evaluation_Deployment.docx
+++ b/documentation/System_Integration_Evaluation_Deployment.docx
@@ -936,7 +936,6 @@
         <w:r>
           <w:rPr>
             <w:color w:val="0563C1"/>
-            <w:u w:val="single"/>
             <w:rFonts w:ascii="Times New Roman" w:hAnsi="Times New Roman"/>
             <w:sz w:val="24"/>
           </w:rPr>
@@ -956,7 +955,6 @@
         <w:r>
           <w:rPr>
             <w:color w:val="0563C1"/>
-            <w:u w:val="single"/>
             <w:rFonts w:ascii="Times New Roman" w:hAnsi="Times New Roman"/>
             <w:sz w:val="24"/>
           </w:rPr>
@@ -976,7 +974,6 @@
         <w:r>
           <w:rPr>
             <w:color w:val="0563C1"/>
-            <w:u w:val="single"/>
             <w:rFonts w:ascii="Times New Roman" w:hAnsi="Times New Roman"/>
             <w:sz w:val="24"/>
           </w:rPr>
@@ -996,7 +993,6 @@
         <w:r>
           <w:rPr>
             <w:color w:val="0563C1"/>
-            <w:u w:val="single"/>
             <w:rFonts w:ascii="Times New Roman" w:hAnsi="Times New Roman"/>
             <w:sz w:val="24"/>
           </w:rPr>
@@ -1016,7 +1012,6 @@
         <w:r>
           <w:rPr>
             <w:color w:val="0563C1"/>
-            <w:u w:val="single"/>
             <w:rFonts w:ascii="Times New Roman" w:hAnsi="Times New Roman"/>
             <w:sz w:val="24"/>
           </w:rPr>
@@ -1036,7 +1031,6 @@
         <w:r>
           <w:rPr>
             <w:color w:val="0563C1"/>
-            <w:u w:val="single"/>
             <w:rFonts w:ascii="Times New Roman" w:hAnsi="Times New Roman"/>
             <w:sz w:val="24"/>
           </w:rPr>
@@ -1056,7 +1050,6 @@
         <w:r>
           <w:rPr>
             <w:color w:val="0563C1"/>
-            <w:u w:val="single"/>
             <w:rFonts w:ascii="Times New Roman" w:hAnsi="Times New Roman"/>
             <w:sz w:val="24"/>
           </w:rPr>
@@ -1076,7 +1069,6 @@
         <w:r>
           <w:rPr>
             <w:color w:val="0563C1"/>
-            <w:u w:val="single"/>
             <w:rFonts w:ascii="Times New Roman" w:hAnsi="Times New Roman"/>
             <w:sz w:val="24"/>
           </w:rPr>
@@ -1096,7 +1088,6 @@
         <w:r>
           <w:rPr>
             <w:color w:val="0563C1"/>
-            <w:u w:val="single"/>
             <w:rFonts w:ascii="Times New Roman" w:hAnsi="Times New Roman"/>
             <w:sz w:val="24"/>
           </w:rPr>
@@ -1116,7 +1107,6 @@
         <w:r>
           <w:rPr>
             <w:color w:val="0563C1"/>
-            <w:u w:val="single"/>
             <w:rFonts w:ascii="Times New Roman" w:hAnsi="Times New Roman"/>
             <w:sz w:val="24"/>
           </w:rPr>
@@ -1136,7 +1126,6 @@
         <w:r>
           <w:rPr>
             <w:color w:val="0563C1"/>
-            <w:u w:val="single"/>
             <w:rFonts w:ascii="Times New Roman" w:hAnsi="Times New Roman"/>
             <w:sz w:val="24"/>
           </w:rPr>
@@ -1165,7 +1154,6 @@
         <w:r>
           <w:rPr>
             <w:color w:val="0563C1"/>
-            <w:u w:val="single"/>
             <w:rFonts w:ascii="Times New Roman" w:hAnsi="Times New Roman"/>
             <w:sz w:val="24"/>
           </w:rPr>
@@ -1185,7 +1173,6 @@
         <w:r>
           <w:rPr>
             <w:color w:val="0563C1"/>
-            <w:u w:val="single"/>
             <w:rFonts w:ascii="Times New Roman" w:hAnsi="Times New Roman"/>
             <w:sz w:val="24"/>
           </w:rPr>
@@ -1197,6 +1184,8 @@
       <w:headerReference w:type="default" r:id="rId28"/>
       <w:headerReference w:type="first" r:id="rId29"/>
       <w:headerReference w:type="even" r:id="rId30"/>
+      <w:footerReference w:type="default" r:id="rId31"/>
+      <w:footerReference w:type="first" r:id="rId32"/>
       <w:pgSz w:w="12240" w:h="15840"/>
       <w:pgMar w:top="1440" w:right="1440" w:bottom="1440" w:left="1440" w:header="720" w:footer="720" w:gutter="0"/>
       <w:cols w:space="720"/>
@@ -1204,6 +1193,26 @@
     </w:sectPr>
   </w:body>
 </w:document>
+</file>
+
+<file path=word/footer1.xml><?xml version="1.0" encoding="utf-8"?>
+<w:ftr xmlns:m="http://schemas.openxmlformats.org/officeDocument/2006/math" xmlns:mc="http://schemas.openxmlformats.org/markup-compatibility/2006" xmlns:mo="http://schemas.microsoft.com/office/mac/office/2008/main" xmlns:mv="urn:schemas-microsoft-com:mac:vml" xmlns:o="urn:schemas-microsoft-com:office:office" xmlns:r="http://schemas.openxmlformats.org/officeDocument/2006/relationships" xmlns:v="urn:schemas-microsoft-com:vml" xmlns:w10="urn:schemas-microsoft-com:office:word" xmlns:w14="http://schemas.microsoft.com/office/word/2010/wordml" xmlns:w="http://schemas.openxmlformats.org/wordprocessingml/2006/main" xmlns:wne="http://schemas.microsoft.com/office/word/2006/wordml" xmlns:wp14="http://schemas.microsoft.com/office/word/2010/wordprocessingDrawing" xmlns:wp="http://schemas.openxmlformats.org/drawingml/2006/wordprocessingDrawing" xmlns:wpc="http://schemas.microsoft.com/office/word/2010/wordprocessingCanvas" xmlns:wpg="http://schemas.microsoft.com/office/word/2010/wordprocessingGroup" xmlns:wpi="http://schemas.microsoft.com/office/word/2010/wordprocessingInk" xmlns:wps="http://schemas.microsoft.com/office/word/2010/wordprocessingShape" mc:Ignorable="w14 wp14">
+  <w:p>
+    <w:pPr>
+      <w:pStyle w:val="Footer"/>
+    </w:pPr>
+  </w:p>
+</w:ftr>
+</file>
+
+<file path=word/footer2.xml><?xml version="1.0" encoding="utf-8"?>
+<w:ftr xmlns:m="http://schemas.openxmlformats.org/officeDocument/2006/math" xmlns:mc="http://schemas.openxmlformats.org/markup-compatibility/2006" xmlns:mo="http://schemas.microsoft.com/office/mac/office/2008/main" xmlns:mv="urn:schemas-microsoft-com:mac:vml" xmlns:o="urn:schemas-microsoft-com:office:office" xmlns:r="http://schemas.openxmlformats.org/officeDocument/2006/relationships" xmlns:v="urn:schemas-microsoft-com:vml" xmlns:w10="urn:schemas-microsoft-com:office:word" xmlns:w14="http://schemas.microsoft.com/office/word/2010/wordml" xmlns:w="http://schemas.openxmlformats.org/wordprocessingml/2006/main" xmlns:wne="http://schemas.microsoft.com/office/word/2006/wordml" xmlns:wp14="http://schemas.microsoft.com/office/word/2010/wordprocessingDrawing" xmlns:wp="http://schemas.openxmlformats.org/drawingml/2006/wordprocessingDrawing" xmlns:wpc="http://schemas.microsoft.com/office/word/2010/wordprocessingCanvas" xmlns:wpg="http://schemas.microsoft.com/office/word/2010/wordprocessingGroup" xmlns:wpi="http://schemas.microsoft.com/office/word/2010/wordprocessingInk" xmlns:wps="http://schemas.microsoft.com/office/word/2010/wordprocessingShape" mc:Ignorable="w14 wp14">
+  <w:p>
+    <w:pPr>
+      <w:pStyle w:val="Footer"/>
+    </w:pPr>
+  </w:p>
+</w:ftr>
 </file>
 
 <file path=word/header1.xml><?xml version="1.0" encoding="utf-8"?>

--- a/documentation/System_Integration_Evaluation_Deployment.docx
+++ b/documentation/System_Integration_Evaluation_Deployment.docx
@@ -4,7 +4,6 @@
   <w:body>
     <w:p>
       <w:pPr>
-        <w:pStyle w:val="Title"/>
         <w:spacing w:line="480" w:lineRule="auto" w:before="1800" w:after="0"/>
         <w:jc w:val="center"/>
       </w:pPr>
@@ -12,6 +11,7 @@
         <w:rPr>
           <w:rFonts w:ascii="Times New Roman" w:hAnsi="Times New Roman"/>
           <w:b w:val="0"/>
+          <w:color w:val="000000"/>
           <w:sz w:val="24"/>
         </w:rPr>
         <w:t>Desta Jomma</w:t>
@@ -19,7 +19,6 @@
     </w:p>
     <w:p>
       <w:pPr>
-        <w:pStyle w:val="Title"/>
         <w:spacing w:line="480" w:lineRule="auto" w:after="0"/>
         <w:jc w:val="center"/>
       </w:pPr>
@@ -27,6 +26,7 @@
         <w:rPr>
           <w:rFonts w:ascii="Times New Roman" w:hAnsi="Times New Roman"/>
           <w:b/>
+          <w:color w:val="000000"/>
           <w:sz w:val="24"/>
         </w:rPr>
         <w:t>SafeSteps System Integration Evaluation and Deployment Plan</w:t>
@@ -41,6 +41,7 @@
         <w:rPr>
           <w:rFonts w:ascii="Times New Roman" w:hAnsi="Times New Roman"/>
           <w:b w:val="0"/>
+          <w:color w:val="000000"/>
           <w:sz w:val="24"/>
         </w:rPr>
         <w:t>MSIT 5910-01 - AY2027-T1</w:t>
@@ -1632,6 +1633,7 @@
       </w:tabs>
       <w:spacing w:after="0" w:line="240" w:lineRule="auto"/>
     </w:pPr>
+    <w:rPr/>
   </w:style>
   <w:style w:type="character" w:customStyle="1" w:styleId="HeaderChar">
     <w:name w:val="Header Char"/>
@@ -1639,6 +1641,7 @@
     <w:link w:val="Header"/>
     <w:uiPriority w:val="99"/>
     <w:rsid w:val="00E618BF"/>
+    <w:rPr/>
   </w:style>
   <w:style w:type="paragraph" w:styleId="Footer">
     <w:name w:val="footer"/>
@@ -1654,6 +1657,7 @@
       </w:tabs>
       <w:spacing w:after="0" w:line="240" w:lineRule="auto"/>
     </w:pPr>
+    <w:rPr/>
   </w:style>
   <w:style w:type="character" w:customStyle="1" w:styleId="FooterChar">
     <w:name w:val="Footer Char"/>
@@ -1661,6 +1665,7 @@
     <w:link w:val="Footer"/>
     <w:uiPriority w:val="99"/>
     <w:rsid w:val="00E618BF"/>
+    <w:rPr/>
   </w:style>
   <w:style w:type="paragraph" w:styleId="Heading1">
     <w:name w:val="heading 1"/>
@@ -1878,12 +1883,14 @@
     <w:uiPriority w:val="1"/>
     <w:semiHidden/>
     <w:unhideWhenUsed/>
+    <w:rPr/>
   </w:style>
   <w:style w:type="table" w:default="1" w:styleId="TableNormal">
     <w:name w:val="Normal Table"/>
     <w:uiPriority w:val="99"/>
     <w:semiHidden/>
     <w:unhideWhenUsed/>
+    <w:rPr/>
     <w:tblPr>
       <w:tblInd w:w="0" w:type="dxa"/>
       <w:tblCellMar>
@@ -1908,6 +1915,7 @@
     <w:pPr>
       <w:spacing w:after="0" w:line="240" w:lineRule="auto"/>
     </w:pPr>
+    <w:rPr/>
   </w:style>
   <w:style w:type="character" w:customStyle="1" w:styleId="Heading1Char">
     <w:name w:val="Heading 1 Char"/>
@@ -1961,9 +1969,6 @@
     <w:qFormat/>
     <w:rsid w:val="00FC693F"/>
     <w:pPr>
-      <w:pBdr>
-        <w:bottom w:val="single" w:sz="8" w:space="4" w:color="4F81BD" w:themeColor="accent1"/>
-      </w:pBdr>
       <w:spacing w:after="0" w:line="480" w:lineRule="auto"/>
       <w:contextualSpacing/>
     </w:pPr>
@@ -2040,6 +2045,7 @@
       <w:ind w:left="720"/>
       <w:contextualSpacing/>
     </w:pPr>
+    <w:rPr/>
   </w:style>
   <w:style w:type="paragraph" w:styleId="BodyText">
     <w:name w:val="Body Text"/>
@@ -2051,6 +2057,7 @@
     <w:pPr>
       <w:spacing w:after="120"/>
     </w:pPr>
+    <w:rPr/>
   </w:style>
   <w:style w:type="character" w:customStyle="1" w:styleId="BodyTextChar">
     <w:name w:val="Body Text Char"/>
@@ -2058,6 +2065,7 @@
     <w:link w:val="BodyText"/>
     <w:uiPriority w:val="99"/>
     <w:rsid w:val="00AA1D8D"/>
+    <w:rPr/>
   </w:style>
   <w:style w:type="paragraph" w:styleId="BodyText2">
     <w:name w:val="Body Text 2"/>
@@ -2069,6 +2077,7 @@
     <w:pPr>
       <w:spacing w:after="120" w:line="480" w:lineRule="auto"/>
     </w:pPr>
+    <w:rPr/>
   </w:style>
   <w:style w:type="character" w:customStyle="1" w:styleId="BodyText2Char">
     <w:name w:val="Body Text 2 Char"/>
@@ -2076,6 +2085,7 @@
     <w:link w:val="BodyText2"/>
     <w:uiPriority w:val="99"/>
     <w:rsid w:val="00AA1D8D"/>
+    <w:rPr/>
   </w:style>
   <w:style w:type="paragraph" w:styleId="BodyText3">
     <w:name w:val="Body Text 3"/>
@@ -2113,6 +2123,7 @@
       <w:ind w:left="360" w:hanging="360"/>
       <w:contextualSpacing/>
     </w:pPr>
+    <w:rPr/>
   </w:style>
   <w:style w:type="paragraph" w:styleId="List2">
     <w:name w:val="List 2"/>
@@ -2124,6 +2135,7 @@
       <w:ind w:left="720" w:hanging="360"/>
       <w:contextualSpacing/>
     </w:pPr>
+    <w:rPr/>
   </w:style>
   <w:style w:type="paragraph" w:styleId="List3">
     <w:name w:val="List 3"/>
@@ -2135,6 +2147,7 @@
       <w:ind w:left="1080" w:hanging="360"/>
       <w:contextualSpacing/>
     </w:pPr>
+    <w:rPr/>
   </w:style>
   <w:style w:type="paragraph" w:styleId="ListBullet">
     <w:name w:val="List Bullet"/>
@@ -2148,6 +2161,7 @@
       </w:numPr>
       <w:contextualSpacing/>
     </w:pPr>
+    <w:rPr/>
   </w:style>
   <w:style w:type="paragraph" w:styleId="ListBullet2">
     <w:name w:val="List Bullet 2"/>
@@ -2161,6 +2175,7 @@
       </w:numPr>
       <w:contextualSpacing/>
     </w:pPr>
+    <w:rPr/>
   </w:style>
   <w:style w:type="paragraph" w:styleId="ListBullet3">
     <w:name w:val="List Bullet 3"/>
@@ -2174,6 +2189,7 @@
       </w:numPr>
       <w:contextualSpacing/>
     </w:pPr>
+    <w:rPr/>
   </w:style>
   <w:style w:type="paragraph" w:styleId="ListNumber">
     <w:name w:val="List Number"/>
@@ -2187,6 +2203,7 @@
       </w:numPr>
       <w:contextualSpacing/>
     </w:pPr>
+    <w:rPr/>
   </w:style>
   <w:style w:type="paragraph" w:styleId="ListNumber2">
     <w:name w:val="List Number 2"/>
@@ -2200,6 +2217,7 @@
       </w:numPr>
       <w:contextualSpacing/>
     </w:pPr>
+    <w:rPr/>
   </w:style>
   <w:style w:type="paragraph" w:styleId="ListNumber3">
     <w:name w:val="List Number 3"/>
@@ -2213,6 +2231,7 @@
       </w:numPr>
       <w:contextualSpacing/>
     </w:pPr>
+    <w:rPr/>
   </w:style>
   <w:style w:type="paragraph" w:styleId="ListContinue">
     <w:name w:val="List Continue"/>
@@ -2225,6 +2244,7 @@
       <w:ind w:left="360"/>
       <w:contextualSpacing/>
     </w:pPr>
+    <w:rPr/>
   </w:style>
   <w:style w:type="paragraph" w:styleId="ListContinue2">
     <w:name w:val="List Continue 2"/>
@@ -2237,6 +2257,7 @@
       <w:ind w:left="720"/>
       <w:contextualSpacing/>
     </w:pPr>
+    <w:rPr/>
   </w:style>
   <w:style w:type="paragraph" w:styleId="ListContinue3">
     <w:name w:val="List Continue 3"/>
@@ -2249,6 +2270,7 @@
       <w:ind w:left="1080"/>
       <w:contextualSpacing/>
     </w:pPr>
+    <w:rPr/>
   </w:style>
   <w:style w:type="paragraph" w:styleId="MacroText">
     <w:name w:val="macro"/>
@@ -2448,9 +2470,6 @@
     <w:qFormat/>
     <w:rsid w:val="00FC693F"/>
     <w:pPr>
-      <w:pBdr>
-        <w:bottom w:val="single" w:sz="4" w:space="4" w:color="4F81BD" w:themeColor="accent1"/>
-      </w:pBdr>
       <w:spacing w:before="200" w:after="280"/>
       <w:ind w:left="936" w:right="936"/>
     </w:pPr>
@@ -2511,7 +2530,6 @@
     <w:rPr>
       <w:smallCaps/>
       <w:color w:val="C0504D" w:themeColor="accent2"/>
-      <w:u w:val="single"/>
     </w:rPr>
   </w:style>
   <w:style w:type="character" w:styleId="IntenseReference">
@@ -2526,7 +2544,6 @@
       <w:smallCaps/>
       <w:color w:val="C0504D" w:themeColor="accent2"/>
       <w:spacing w:val="5"/>
-      <w:u w:val="single"/>
     </w:rPr>
   </w:style>
   <w:style w:type="character" w:styleId="BookTitle">
@@ -2554,6 +2571,7 @@
     <w:pPr>
       <w:outlineLvl w:val="9"/>
     </w:pPr>
+    <w:rPr/>
   </w:style>
   <w:style w:type="table" w:styleId="TableGrid">
     <w:name w:val="Table Grid"/>
@@ -2563,6 +2581,7 @@
     <w:pPr>
       <w:spacing w:after="0" w:line="240" w:lineRule="auto"/>
     </w:pPr>
+    <w:rPr/>
     <w:tblPr>
       <w:tblInd w:w="0" w:type="dxa"/>
       <w:tblBorders>
@@ -3310,6 +3329,7 @@
     <w:pPr>
       <w:spacing w:after="0" w:line="240" w:lineRule="auto"/>
     </w:pPr>
+    <w:rPr/>
     <w:tblPr>
       <w:tblStyleRowBandSize w:val="1"/>
       <w:tblStyleColBandSize w:val="1"/>
@@ -3402,6 +3422,7 @@
     <w:pPr>
       <w:spacing w:after="0" w:line="240" w:lineRule="auto"/>
     </w:pPr>
+    <w:rPr/>
     <w:tblPr>
       <w:tblStyleRowBandSize w:val="1"/>
       <w:tblStyleColBandSize w:val="1"/>
@@ -3494,6 +3515,7 @@
     <w:pPr>
       <w:spacing w:after="0" w:line="240" w:lineRule="auto"/>
     </w:pPr>
+    <w:rPr/>
     <w:tblPr>
       <w:tblStyleRowBandSize w:val="1"/>
       <w:tblStyleColBandSize w:val="1"/>
@@ -3586,6 +3608,7 @@
     <w:pPr>
       <w:spacing w:after="0" w:line="240" w:lineRule="auto"/>
     </w:pPr>
+    <w:rPr/>
     <w:tblPr>
       <w:tblStyleRowBandSize w:val="1"/>
       <w:tblStyleColBandSize w:val="1"/>
@@ -3678,6 +3701,7 @@
     <w:pPr>
       <w:spacing w:after="0" w:line="240" w:lineRule="auto"/>
     </w:pPr>
+    <w:rPr/>
     <w:tblPr>
       <w:tblStyleRowBandSize w:val="1"/>
       <w:tblStyleColBandSize w:val="1"/>
@@ -3770,6 +3794,7 @@
     <w:pPr>
       <w:spacing w:after="0" w:line="240" w:lineRule="auto"/>
     </w:pPr>
+    <w:rPr/>
     <w:tblPr>
       <w:tblStyleRowBandSize w:val="1"/>
       <w:tblStyleColBandSize w:val="1"/>
@@ -3862,6 +3887,7 @@
     <w:pPr>
       <w:spacing w:after="0" w:line="240" w:lineRule="auto"/>
     </w:pPr>
+    <w:rPr/>
     <w:tblPr>
       <w:tblStyleRowBandSize w:val="1"/>
       <w:tblStyleColBandSize w:val="1"/>
@@ -3954,6 +3980,7 @@
     <w:pPr>
       <w:spacing w:after="0" w:line="240" w:lineRule="auto"/>
     </w:pPr>
+    <w:rPr/>
     <w:tblPr>
       <w:tblStyleRowBandSize w:val="1"/>
       <w:tblStyleColBandSize w:val="1"/>
@@ -4084,6 +4111,7 @@
     <w:pPr>
       <w:spacing w:after="0" w:line="240" w:lineRule="auto"/>
     </w:pPr>
+    <w:rPr/>
     <w:tblPr>
       <w:tblStyleRowBandSize w:val="1"/>
       <w:tblStyleColBandSize w:val="1"/>
@@ -4214,6 +4242,7 @@
     <w:pPr>
       <w:spacing w:after="0" w:line="240" w:lineRule="auto"/>
     </w:pPr>
+    <w:rPr/>
     <w:tblPr>
       <w:tblStyleRowBandSize w:val="1"/>
       <w:tblStyleColBandSize w:val="1"/>
@@ -4344,6 +4373,7 @@
     <w:pPr>
       <w:spacing w:after="0" w:line="240" w:lineRule="auto"/>
     </w:pPr>
+    <w:rPr/>
     <w:tblPr>
       <w:tblStyleRowBandSize w:val="1"/>
       <w:tblStyleColBandSize w:val="1"/>
@@ -4474,6 +4504,7 @@
     <w:pPr>
       <w:spacing w:after="0" w:line="240" w:lineRule="auto"/>
     </w:pPr>
+    <w:rPr/>
     <w:tblPr>
       <w:tblStyleRowBandSize w:val="1"/>
       <w:tblStyleColBandSize w:val="1"/>
@@ -4604,6 +4635,7 @@
     <w:pPr>
       <w:spacing w:after="0" w:line="240" w:lineRule="auto"/>
     </w:pPr>
+    <w:rPr/>
     <w:tblPr>
       <w:tblStyleRowBandSize w:val="1"/>
       <w:tblStyleColBandSize w:val="1"/>
@@ -4734,6 +4766,7 @@
     <w:pPr>
       <w:spacing w:after="0" w:line="240" w:lineRule="auto"/>
     </w:pPr>
+    <w:rPr/>
     <w:tblPr>
       <w:tblStyleRowBandSize w:val="1"/>
       <w:tblStyleColBandSize w:val="1"/>
@@ -4864,6 +4897,7 @@
     <w:pPr>
       <w:spacing w:after="0" w:line="240" w:lineRule="auto"/>
     </w:pPr>
+    <w:rPr/>
     <w:tblPr>
       <w:tblStyleRowBandSize w:val="1"/>
       <w:tblStyleColBandSize w:val="1"/>
@@ -4970,6 +5004,7 @@
     <w:pPr>
       <w:spacing w:after="0" w:line="240" w:lineRule="auto"/>
     </w:pPr>
+    <w:rPr/>
     <w:tblPr>
       <w:tblStyleRowBandSize w:val="1"/>
       <w:tblStyleColBandSize w:val="1"/>
@@ -5076,6 +5111,7 @@
     <w:pPr>
       <w:spacing w:after="0" w:line="240" w:lineRule="auto"/>
     </w:pPr>
+    <w:rPr/>
     <w:tblPr>
       <w:tblStyleRowBandSize w:val="1"/>
       <w:tblStyleColBandSize w:val="1"/>
@@ -5182,6 +5218,7 @@
     <w:pPr>
       <w:spacing w:after="0" w:line="240" w:lineRule="auto"/>
     </w:pPr>
+    <w:rPr/>
     <w:tblPr>
       <w:tblStyleRowBandSize w:val="1"/>
       <w:tblStyleColBandSize w:val="1"/>
@@ -5288,6 +5325,7 @@
     <w:pPr>
       <w:spacing w:after="0" w:line="240" w:lineRule="auto"/>
     </w:pPr>
+    <w:rPr/>
     <w:tblPr>
       <w:tblStyleRowBandSize w:val="1"/>
       <w:tblStyleColBandSize w:val="1"/>
@@ -5394,6 +5432,7 @@
     <w:pPr>
       <w:spacing w:after="0" w:line="240" w:lineRule="auto"/>
     </w:pPr>
+    <w:rPr/>
     <w:tblPr>
       <w:tblStyleRowBandSize w:val="1"/>
       <w:tblStyleColBandSize w:val="1"/>
@@ -5500,6 +5539,7 @@
     <w:pPr>
       <w:spacing w:after="0" w:line="240" w:lineRule="auto"/>
     </w:pPr>
+    <w:rPr/>
     <w:tblPr>
       <w:tblStyleRowBandSize w:val="1"/>
       <w:tblStyleColBandSize w:val="1"/>
@@ -5606,6 +5646,7 @@
     <w:pPr>
       <w:spacing w:after="0" w:line="240" w:lineRule="auto"/>
     </w:pPr>
+    <w:rPr/>
     <w:tblPr>
       <w:tblStyleRowBandSize w:val="1"/>
       <w:tblStyleColBandSize w:val="1"/>
@@ -5755,6 +5796,7 @@
     <w:pPr>
       <w:spacing w:after="0" w:line="240" w:lineRule="auto"/>
     </w:pPr>
+    <w:rPr/>
     <w:tblPr>
       <w:tblStyleRowBandSize w:val="1"/>
       <w:tblStyleColBandSize w:val="1"/>
@@ -5904,6 +5946,7 @@
     <w:pPr>
       <w:spacing w:after="0" w:line="240" w:lineRule="auto"/>
     </w:pPr>
+    <w:rPr/>
     <w:tblPr>
       <w:tblStyleRowBandSize w:val="1"/>
       <w:tblStyleColBandSize w:val="1"/>
@@ -6053,6 +6096,7 @@
     <w:pPr>
       <w:spacing w:after="0" w:line="240" w:lineRule="auto"/>
     </w:pPr>
+    <w:rPr/>
     <w:tblPr>
       <w:tblStyleRowBandSize w:val="1"/>
       <w:tblStyleColBandSize w:val="1"/>
@@ -6202,6 +6246,7 @@
     <w:pPr>
       <w:spacing w:after="0" w:line="240" w:lineRule="auto"/>
     </w:pPr>
+    <w:rPr/>
     <w:tblPr>
       <w:tblStyleRowBandSize w:val="1"/>
       <w:tblStyleColBandSize w:val="1"/>
@@ -6351,6 +6396,7 @@
     <w:pPr>
       <w:spacing w:after="0" w:line="240" w:lineRule="auto"/>
     </w:pPr>
+    <w:rPr/>
     <w:tblPr>
       <w:tblStyleRowBandSize w:val="1"/>
       <w:tblStyleColBandSize w:val="1"/>
@@ -6500,6 +6546,7 @@
     <w:pPr>
       <w:spacing w:after="0" w:line="240" w:lineRule="auto"/>
     </w:pPr>
+    <w:rPr/>
     <w:tblPr>
       <w:tblStyleRowBandSize w:val="1"/>
       <w:tblStyleColBandSize w:val="1"/>
@@ -8133,6 +8180,7 @@
     <w:pPr>
       <w:spacing w:after="0" w:line="240" w:lineRule="auto"/>
     </w:pPr>
+    <w:rPr/>
     <w:tblPr>
       <w:tblStyleRowBandSize w:val="1"/>
       <w:tblStyleColBandSize w:val="1"/>
@@ -8206,6 +8254,7 @@
     <w:pPr>
       <w:spacing w:after="0" w:line="240" w:lineRule="auto"/>
     </w:pPr>
+    <w:rPr/>
     <w:tblPr>
       <w:tblStyleRowBandSize w:val="1"/>
       <w:tblStyleColBandSize w:val="1"/>
@@ -8279,6 +8328,7 @@
     <w:pPr>
       <w:spacing w:after="0" w:line="240" w:lineRule="auto"/>
     </w:pPr>
+    <w:rPr/>
     <w:tblPr>
       <w:tblStyleRowBandSize w:val="1"/>
       <w:tblStyleColBandSize w:val="1"/>
@@ -8352,6 +8402,7 @@
     <w:pPr>
       <w:spacing w:after="0" w:line="240" w:lineRule="auto"/>
     </w:pPr>
+    <w:rPr/>
     <w:tblPr>
       <w:tblStyleRowBandSize w:val="1"/>
       <w:tblStyleColBandSize w:val="1"/>
@@ -8425,6 +8476,7 @@
     <w:pPr>
       <w:spacing w:after="0" w:line="240" w:lineRule="auto"/>
     </w:pPr>
+    <w:rPr/>
     <w:tblPr>
       <w:tblStyleRowBandSize w:val="1"/>
       <w:tblStyleColBandSize w:val="1"/>
@@ -8498,6 +8550,7 @@
     <w:pPr>
       <w:spacing w:after="0" w:line="240" w:lineRule="auto"/>
     </w:pPr>
+    <w:rPr/>
     <w:tblPr>
       <w:tblStyleRowBandSize w:val="1"/>
       <w:tblStyleColBandSize w:val="1"/>
@@ -8571,6 +8624,7 @@
     <w:pPr>
       <w:spacing w:after="0" w:line="240" w:lineRule="auto"/>
     </w:pPr>
+    <w:rPr/>
     <w:tblPr>
       <w:tblStyleRowBandSize w:val="1"/>
       <w:tblStyleColBandSize w:val="1"/>
@@ -9519,6 +9573,7 @@
     <w:pPr>
       <w:spacing w:after="0" w:line="240" w:lineRule="auto"/>
     </w:pPr>
+    <w:rPr/>
     <w:tblPr>
       <w:tblStyleRowBandSize w:val="1"/>
       <w:tblStyleColBandSize w:val="1"/>
@@ -9660,6 +9715,7 @@
     <w:pPr>
       <w:spacing w:after="0" w:line="240" w:lineRule="auto"/>
     </w:pPr>
+    <w:rPr/>
     <w:tblPr>
       <w:tblStyleRowBandSize w:val="1"/>
       <w:tblStyleColBandSize w:val="1"/>
@@ -9801,6 +9857,7 @@
     <w:pPr>
       <w:spacing w:after="0" w:line="240" w:lineRule="auto"/>
     </w:pPr>
+    <w:rPr/>
     <w:tblPr>
       <w:tblStyleRowBandSize w:val="1"/>
       <w:tblStyleColBandSize w:val="1"/>
@@ -9942,6 +9999,7 @@
     <w:pPr>
       <w:spacing w:after="0" w:line="240" w:lineRule="auto"/>
     </w:pPr>
+    <w:rPr/>
     <w:tblPr>
       <w:tblStyleRowBandSize w:val="1"/>
       <w:tblStyleColBandSize w:val="1"/>
@@ -10083,6 +10141,7 @@
     <w:pPr>
       <w:spacing w:after="0" w:line="240" w:lineRule="auto"/>
     </w:pPr>
+    <w:rPr/>
     <w:tblPr>
       <w:tblStyleRowBandSize w:val="1"/>
       <w:tblStyleColBandSize w:val="1"/>
@@ -10224,6 +10283,7 @@
     <w:pPr>
       <w:spacing w:after="0" w:line="240" w:lineRule="auto"/>
     </w:pPr>
+    <w:rPr/>
     <w:tblPr>
       <w:tblStyleRowBandSize w:val="1"/>
       <w:tblStyleColBandSize w:val="1"/>
@@ -10365,6 +10425,7 @@
     <w:pPr>
       <w:spacing w:after="0" w:line="240" w:lineRule="auto"/>
     </w:pPr>
+    <w:rPr/>
     <w:tblPr>
       <w:tblStyleRowBandSize w:val="1"/>
       <w:tblStyleColBandSize w:val="1"/>
